--- a/examples/change_point/doc/17-page-hinkley-hcp_page_hinkley.docx
+++ b/examples/change_point/doc/17-page-hinkley-hcp_page_hinkley.docx
@@ -179,7 +179,7 @@
               <a:graphicData uri="http://schemas.openxmlformats.org/drawingml/2006/picture">
                 <pic:pic>
                   <pic:nvPicPr>
-                    <pic:cNvPr descr="C:\Git\dal\harbinger\examples\change_point\doc\17-page-hinkley-hcp_page_hinkley_files/693e41389f8fe8d7187225776a46ef4a27e40c1f.png" id="14" name="Picture"/>
+                    <pic:cNvPr descr="/home/gpca/harbinger/examples/change_point/doc/17-page-hinkley-hcp_page_hinkley_files/f03bd9cb08d7edd0f17d89dfe35e557fd3be3ea3.png" id="14" name="Picture"/>
                     <pic:cNvPicPr>
                       <a:picLocks noChangeArrowheads="1" noChangeAspect="1"/>
                     </pic:cNvPicPr>
@@ -722,7 +722,7 @@
               <a:graphicData uri="http://schemas.openxmlformats.org/drawingml/2006/picture">
                 <pic:pic>
                   <pic:nvPicPr>
-                    <pic:cNvPr descr="C:\Git\dal\harbinger\examples\change_point\doc\17-page-hinkley-hcp_page_hinkley_files/ca30d830252a9d8ed1fce8e1fd75f99c66377dde.png" id="21" name="Picture"/>
+                    <pic:cNvPr descr="/home/gpca/harbinger/examples/change_point/doc/17-page-hinkley-hcp_page_hinkley_files/18ef1fe53e867b9655b1fdd096ee14469b03061d.png" id="21" name="Picture"/>
                     <pic:cNvPicPr>
                       <a:picLocks noChangeArrowheads="1" noChangeAspect="1"/>
                     </pic:cNvPicPr>

--- a/examples/change_point/doc/17-page-hinkley-hcp_page_hinkley.docx
+++ b/examples/change_point/doc/17-page-hinkley-hcp_page_hinkley.docx
@@ -111,7 +111,7 @@
         <w:rPr>
           <w:rStyle w:val="NormalTok"/>
         </w:rPr>
-        <w:t xml:space="preserve">simple</w:t>
+        <w:t xml:space="preserve">complex</w:t>
       </w:r>
     </w:p>
     <w:bookmarkEnd w:id="11"/>
@@ -179,7 +179,7 @@
               <a:graphicData uri="http://schemas.openxmlformats.org/drawingml/2006/picture">
                 <pic:pic>
                   <pic:nvPicPr>
-                    <pic:cNvPr descr="/home/gpca/harbinger/examples/change_point/doc/17-page-hinkley-hcp_page_hinkley_files/f03bd9cb08d7edd0f17d89dfe35e557fd3be3ea3.png" id="14" name="Picture"/>
+                    <pic:cNvPr descr="/home/gpca/harbinger/examples/change_point/doc/17-page-hinkley-hcp_page_hinkley_files/2242cd390b7173162c79c5a854b5030be02a2ef2.png" id="14" name="Picture"/>
                     <pic:cNvPicPr>
                       <a:picLocks noChangeArrowheads="1" noChangeAspect="1"/>
                     </pic:cNvPicPr>
@@ -490,7 +490,7 @@
         <w:rPr>
           <w:rStyle w:val="VerbatimChar"/>
         </w:rPr>
-        <w:t xml:space="preserve">##    idx event        type</w:t>
+        <w:t xml:space="preserve">##     idx event        type</w:t>
       </w:r>
       <w:r>
         <w:br/>
@@ -499,7 +499,7 @@
         <w:rPr>
           <w:rStyle w:val="VerbatimChar"/>
         </w:rPr>
-        <w:t xml:space="preserve">## 28  28  TRUE changepoint</w:t>
+        <w:t xml:space="preserve">## 28   28  TRUE changepoint</w:t>
       </w:r>
       <w:r>
         <w:br/>
@@ -508,7 +508,79 @@
         <w:rPr>
           <w:rStyle w:val="VerbatimChar"/>
         </w:rPr>
-        <w:t xml:space="preserve">## 57  57  TRUE changepoint</w:t>
+        <w:t xml:space="preserve">## 57   57  TRUE changepoint</w:t>
+      </w:r>
+      <w:r>
+        <w:br/>
+      </w:r>
+      <w:r>
+        <w:rPr>
+          <w:rStyle w:val="VerbatimChar"/>
+        </w:rPr>
+        <w:t xml:space="preserve">## 86   86  TRUE changepoint</w:t>
+      </w:r>
+      <w:r>
+        <w:br/>
+      </w:r>
+      <w:r>
+        <w:rPr>
+          <w:rStyle w:val="VerbatimChar"/>
+        </w:rPr>
+        <w:t xml:space="preserve">## 115 115  TRUE changepoint</w:t>
+      </w:r>
+      <w:r>
+        <w:br/>
+      </w:r>
+      <w:r>
+        <w:rPr>
+          <w:rStyle w:val="VerbatimChar"/>
+        </w:rPr>
+        <w:t xml:space="preserve">## 144 144  TRUE changepoint</w:t>
+      </w:r>
+      <w:r>
+        <w:br/>
+      </w:r>
+      <w:r>
+        <w:rPr>
+          <w:rStyle w:val="VerbatimChar"/>
+        </w:rPr>
+        <w:t xml:space="preserve">## 173 173  TRUE changepoint</w:t>
+      </w:r>
+      <w:r>
+        <w:br/>
+      </w:r>
+      <w:r>
+        <w:rPr>
+          <w:rStyle w:val="VerbatimChar"/>
+        </w:rPr>
+        <w:t xml:space="preserve">## 202 202  TRUE changepoint</w:t>
+      </w:r>
+      <w:r>
+        <w:br/>
+      </w:r>
+      <w:r>
+        <w:rPr>
+          <w:rStyle w:val="VerbatimChar"/>
+        </w:rPr>
+        <w:t xml:space="preserve">## 231 231  TRUE changepoint</w:t>
+      </w:r>
+      <w:r>
+        <w:br/>
+      </w:r>
+      <w:r>
+        <w:rPr>
+          <w:rStyle w:val="VerbatimChar"/>
+        </w:rPr>
+        <w:t xml:space="preserve">## 260 260  TRUE changepoint</w:t>
+      </w:r>
+      <w:r>
+        <w:br/>
+      </w:r>
+      <w:r>
+        <w:rPr>
+          <w:rStyle w:val="VerbatimChar"/>
+        </w:rPr>
+        <w:t xml:space="preserve">## 289 289  TRUE changepoint</w:t>
       </w:r>
     </w:p>
     <w:bookmarkEnd w:id="17"/>
@@ -645,7 +717,7 @@
         <w:rPr>
           <w:rStyle w:val="VerbatimChar"/>
         </w:rPr>
-        <w:t xml:space="preserve">## TRUE      0     2    </w:t>
+        <w:t xml:space="preserve">## TRUE      0     10   </w:t>
       </w:r>
       <w:r>
         <w:br/>
@@ -654,7 +726,7 @@
         <w:rPr>
           <w:rStyle w:val="VerbatimChar"/>
         </w:rPr>
-        <w:t xml:space="preserve">## FALSE     1     98</w:t>
+        <w:t xml:space="preserve">## FALSE     4     486</w:t>
       </w:r>
     </w:p>
     <w:bookmarkEnd w:id="18"/>
@@ -722,7 +794,7 @@
               <a:graphicData uri="http://schemas.openxmlformats.org/drawingml/2006/picture">
                 <pic:pic>
                   <pic:nvPicPr>
-                    <pic:cNvPr descr="/home/gpca/harbinger/examples/change_point/doc/17-page-hinkley-hcp_page_hinkley_files/18ef1fe53e867b9655b1fdd096ee14469b03061d.png" id="21" name="Picture"/>
+                    <pic:cNvPr descr="/home/gpca/harbinger/examples/change_point/doc/17-page-hinkley-hcp_page_hinkley_files/f709752e54cfac5284a0f95568b3b0ab5e280aea.png" id="21" name="Picture"/>
                     <pic:cNvPicPr>
                       <a:picLocks noChangeArrowheads="1" noChangeAspect="1"/>
                     </pic:cNvPicPr>

--- a/examples/change_point/doc/17-page-hinkley-hcp_page_hinkley.docx
+++ b/examples/change_point/doc/17-page-hinkley-hcp_page_hinkley.docx
@@ -68,6 +68,45 @@
       <w:pPr>
         <w:pStyle w:val="SourceCode"/>
       </w:pPr>
+      <w:r>
+        <w:rPr>
+          <w:rStyle w:val="FunctionTok"/>
+        </w:rPr>
+        <w:t xml:space="preserve">source</w:t>
+      </w:r>
+      <w:r>
+        <w:rPr>
+          <w:rStyle w:val="NormalTok"/>
+        </w:rPr>
+        <w:t xml:space="preserve">(</w:t>
+      </w:r>
+      <w:r>
+        <w:rPr>
+          <w:rStyle w:val="FunctionTok"/>
+        </w:rPr>
+        <w:t xml:space="preserve">url</w:t>
+      </w:r>
+      <w:r>
+        <w:rPr>
+          <w:rStyle w:val="NormalTok"/>
+        </w:rPr>
+        <w:t xml:space="preserve">(</w:t>
+      </w:r>
+      <w:r>
+        <w:rPr>
+          <w:rStyle w:val="StringTok"/>
+        </w:rPr>
+        <w:t xml:space="preserve">"https://raw.githubusercontent.com/cefet-rj-dal/harbinger/master/examples/seed.R"</w:t>
+      </w:r>
+      <w:r>
+        <w:rPr>
+          <w:rStyle w:val="NormalTok"/>
+        </w:rPr>
+        <w:t xml:space="preserve">))</w:t>
+      </w:r>
+      <w:r>
+        <w:br/>
+      </w:r>
       <w:r>
         <w:rPr>
           <w:rStyle w:val="FunctionTok"/>
@@ -351,6 +390,21 @@
           <w:rStyle w:val="NormalTok"/>
         </w:rPr>
         <w:t xml:space="preserve">)</w:t>
+      </w:r>
+      <w:r>
+        <w:br/>
+      </w:r>
+      <w:r>
+        <w:rPr>
+          <w:rStyle w:val="FunctionTok"/>
+        </w:rPr>
+        <w:t xml:space="preserve">set_example_seed</w:t>
+      </w:r>
+      <w:r>
+        <w:rPr>
+          <w:rStyle w:val="NormalTok"/>
+        </w:rPr>
+        <w:t xml:space="preserve">()</w:t>
       </w:r>
       <w:r>
         <w:br/>
